--- a/STATUS REPORT-NEW PREMISES INVENTORY CHECKLIST.docx
+++ b/STATUS REPORT-NEW PREMISES INVENTORY CHECKLIST.docx
@@ -2085,7 +2085,7 @@
                       <w:lang w:val="en-UG"/>
                       <w14:ligatures w14:val="none"/>
                     </w:rPr>
-                    <w:t>Storage structure, roof needs minor repair</w:t>
+                    <w:t>intact</w:t>
                   </w:r>
                 </w:p>
               </w:tc>
@@ -2250,7 +2250,7 @@
                       <w:lang w:val="en-UG"/>
                       <w14:ligatures w14:val="none"/>
                     </w:rPr>
-                    <w:t>2</w:t>
+                    <w:t>1</w:t>
                   </w:r>
                 </w:p>
               </w:tc>
@@ -2330,81 +2330,7 @@
                       <w:lang w:val="en-UG"/>
                       <w14:ligatures w14:val="none"/>
                     </w:rPr>
-                    <w:t>The office</w:t>
-                  </w:r>
-                  <w:r>
-                    <w:rPr>
-                      <w:rFonts w:ascii="Aptos" w:eastAsia="Times New Roman" w:hAnsi="Aptos" w:cs="Calibri"/>
-                      <w:color w:val="000000"/>
-                      <w:kern w:val="0"/>
-                      <w:sz w:val="20"/>
-                      <w:szCs w:val="20"/>
-                      <w:lang w:val="en-UG"/>
-                      <w14:ligatures w14:val="none"/>
-                    </w:rPr>
-                    <w:t xml:space="preserve">, bath </w:t>
-                  </w:r>
-                  <w:r>
-                    <w:rPr>
-                      <w:rFonts w:ascii="Aptos" w:eastAsia="Times New Roman" w:hAnsi="Aptos" w:cs="Calibri"/>
-                      <w:color w:val="000000"/>
-                      <w:kern w:val="0"/>
-                      <w:sz w:val="20"/>
-                      <w:szCs w:val="20"/>
-                      <w:lang w:val="en-UG"/>
-                      <w14:ligatures w14:val="none"/>
-                    </w:rPr>
-                    <w:t>door</w:t>
-                  </w:r>
-                  <w:r>
-                    <w:rPr>
-                      <w:rFonts w:ascii="Aptos" w:eastAsia="Times New Roman" w:hAnsi="Aptos" w:cs="Calibri"/>
-                      <w:color w:val="000000"/>
-                      <w:kern w:val="0"/>
-                      <w:sz w:val="20"/>
-                      <w:szCs w:val="20"/>
-                      <w:lang w:val="en-UG"/>
-                      <w14:ligatures w14:val="none"/>
-                    </w:rPr>
-                    <w:t>s</w:t>
-                  </w:r>
-                  <w:r>
-                    <w:rPr>
-                      <w:rFonts w:ascii="Aptos" w:eastAsia="Times New Roman" w:hAnsi="Aptos" w:cs="Calibri"/>
-                      <w:color w:val="000000"/>
-                      <w:kern w:val="0"/>
-                      <w:sz w:val="20"/>
-                      <w:szCs w:val="20"/>
-                      <w:lang w:val="en-UG"/>
-                      <w14:ligatures w14:val="none"/>
-                    </w:rPr>
-                    <w:t xml:space="preserve"> </w:t>
-                  </w:r>
-                  <w:proofErr w:type="gramStart"/>
-                  <w:r>
-                    <w:rPr>
-                      <w:rFonts w:ascii="Aptos" w:eastAsia="Times New Roman" w:hAnsi="Aptos" w:cs="Calibri"/>
-                      <w:color w:val="000000"/>
-                      <w:kern w:val="0"/>
-                      <w:sz w:val="20"/>
-                      <w:szCs w:val="20"/>
-                      <w:lang w:val="en-UG"/>
-                      <w14:ligatures w14:val="none"/>
-                    </w:rPr>
-                    <w:t>needs</w:t>
-                  </w:r>
-                  <w:proofErr w:type="gramEnd"/>
-                  <w:r>
-                    <w:rPr>
-                      <w:rFonts w:ascii="Aptos" w:eastAsia="Times New Roman" w:hAnsi="Aptos" w:cs="Calibri"/>
-                      <w:color w:val="000000"/>
-                      <w:kern w:val="0"/>
-                      <w:sz w:val="20"/>
-                      <w:szCs w:val="20"/>
-                      <w:lang w:val="en-UG"/>
-                      <w14:ligatures w14:val="none"/>
-                    </w:rPr>
-                    <w:t xml:space="preserve"> fixing</w:t>
+                    <w:t>Minor fixing</w:t>
                   </w:r>
                 </w:p>
               </w:tc>
@@ -2628,7 +2554,7 @@
                       <w:lang w:val="en-UG"/>
                       <w14:ligatures w14:val="none"/>
                     </w:rPr>
-                    <w:t>Fair</w:t>
+                    <w:t>Good</w:t>
                   </w:r>
                 </w:p>
               </w:tc>
@@ -2669,7 +2595,7 @@
                       <w:lang w:val="en-UG"/>
                       <w14:ligatures w14:val="none"/>
                     </w:rPr>
-                    <w:t>Front door lock needs replacement</w:t>
+                    <w:t>intact</w:t>
                   </w:r>
                 </w:p>
               </w:tc>
@@ -2852,7 +2778,7 @@
                       <w:lang w:val="en-UG"/>
                       <w14:ligatures w14:val="none"/>
                     </w:rPr>
-                    <w:t>5</w:t>
+                    <w:t>4</w:t>
                   </w:r>
                 </w:p>
               </w:tc>
@@ -2893,7 +2819,7 @@
                       <w:lang w:val="en-UG"/>
                       <w14:ligatures w14:val="none"/>
                     </w:rPr>
-                    <w:t>Good</w:t>
+                    <w:t>Fair</w:t>
                   </w:r>
                 </w:p>
               </w:tc>
@@ -2934,7 +2860,7 @@
                       <w:lang w:val="en-UG"/>
                       <w14:ligatures w14:val="none"/>
                     </w:rPr>
-                    <w:t>All doors functional, handles intact</w:t>
+                    <w:t>They are loose and have no keys</w:t>
                   </w:r>
                 </w:p>
               </w:tc>
@@ -3117,7 +3043,7 @@
                       <w:lang w:val="en-UG"/>
                       <w14:ligatures w14:val="none"/>
                     </w:rPr>
-                    <w:t>8</w:t>
+                    <w:t>1</w:t>
                   </w:r>
                 </w:p>
               </w:tc>
@@ -3199,7 +3125,19 @@
                       <w:lang w:val="en-UG"/>
                       <w14:ligatures w14:val="none"/>
                     </w:rPr>
-                    <w:t>All present with frames, 2 panes cracked</w:t>
+                    <w:t xml:space="preserve">All present with frames, </w:t>
+                  </w:r>
+                  <w:r>
+                    <w:rPr>
+                      <w:rFonts w:ascii="Aptos" w:eastAsia="Times New Roman" w:hAnsi="Aptos" w:cs="Calibri"/>
+                      <w:color w:val="000000"/>
+                      <w:kern w:val="0"/>
+                      <w:sz w:val="20"/>
+                      <w:szCs w:val="20"/>
+                      <w:lang w:val="en-UG"/>
+                      <w14:ligatures w14:val="none"/>
+                    </w:rPr>
+                    <w:t>1 isn’t opening</w:t>
                   </w:r>
                 </w:p>
               </w:tc>
@@ -3938,7 +3876,7 @@
                       <w:lang w:val="en-UG"/>
                       <w14:ligatures w14:val="none"/>
                     </w:rPr>
-                    <w:t>Fair</w:t>
+                    <w:t>Good</w:t>
                   </w:r>
                 </w:p>
               </w:tc>
@@ -3979,7 +3917,7 @@
                       <w:lang w:val="en-UG"/>
                       <w14:ligatures w14:val="none"/>
                     </w:rPr>
-                    <w:t>Metal gate, hinges rusty, needs oiling</w:t>
+                    <w:t>intact</w:t>
                   </w:r>
                 </w:p>
               </w:tc>
@@ -4234,6 +4172,18 @@
                     </w:rPr>
                     <w:t>Complete perimeter, concrete posts, wire mesh</w:t>
                   </w:r>
+                  <w:r>
+                    <w:rPr>
+                      <w:rFonts w:ascii="Aptos" w:eastAsia="Times New Roman" w:hAnsi="Aptos" w:cs="Calibri"/>
+                      <w:color w:val="000000"/>
+                      <w:kern w:val="0"/>
+                      <w:sz w:val="20"/>
+                      <w:szCs w:val="20"/>
+                      <w:lang w:val="en-UG"/>
+                      <w14:ligatures w14:val="none"/>
+                    </w:rPr>
+                    <w:t xml:space="preserve"> but with 3 cracks</w:t>
+                  </w:r>
                 </w:p>
               </w:tc>
             </w:tr>
@@ -4555,17 +4505,21 @@
                     <w:spacing w:after="0" w:line="240" w:lineRule="auto"/>
                     <w:rPr>
                       <w:rFonts w:ascii="Aptos" w:eastAsia="Times New Roman" w:hAnsi="Aptos" w:cs="Calibri"/>
-                      <w:color w:val="000000"/>
-                      <w:kern w:val="0"/>
-                      <w:sz w:val="20"/>
-                      <w:szCs w:val="20"/>
-                      <w:lang w:val="en-UG"/>
-                      <w14:ligatures w14:val="none"/>
-                    </w:rPr>
-                  </w:pPr>
-                  <w:r>
-                    <w:rPr>
-                      <w:rFonts w:ascii="Aptos" w:eastAsia="Times New Roman" w:hAnsi="Aptos" w:cs="Calibri"/>
+                      <w:b/>
+                      <w:bCs/>
+                      <w:color w:val="000000"/>
+                      <w:kern w:val="0"/>
+                      <w:sz w:val="20"/>
+                      <w:szCs w:val="20"/>
+                      <w:lang w:val="en-UG"/>
+                      <w14:ligatures w14:val="none"/>
+                    </w:rPr>
+                  </w:pPr>
+                  <w:r>
+                    <w:rPr>
+                      <w:rFonts w:ascii="Aptos" w:eastAsia="Times New Roman" w:hAnsi="Aptos" w:cs="Calibri"/>
+                      <w:b/>
+                      <w:bCs/>
                       <w:color w:val="000000"/>
                       <w:kern w:val="0"/>
                       <w:sz w:val="20"/>
@@ -4596,17 +4550,21 @@
                     <w:spacing w:after="0" w:line="240" w:lineRule="auto"/>
                     <w:rPr>
                       <w:rFonts w:ascii="Aptos" w:eastAsia="Times New Roman" w:hAnsi="Aptos" w:cs="Calibri"/>
-                      <w:color w:val="000000"/>
-                      <w:kern w:val="0"/>
-                      <w:sz w:val="20"/>
-                      <w:szCs w:val="20"/>
-                      <w:lang w:val="en-UG"/>
-                      <w14:ligatures w14:val="none"/>
-                    </w:rPr>
-                  </w:pPr>
-                  <w:r>
-                    <w:rPr>
-                      <w:rFonts w:ascii="Aptos" w:eastAsia="Times New Roman" w:hAnsi="Aptos" w:cs="Calibri"/>
+                      <w:b/>
+                      <w:bCs/>
+                      <w:color w:val="000000"/>
+                      <w:kern w:val="0"/>
+                      <w:sz w:val="20"/>
+                      <w:szCs w:val="20"/>
+                      <w:lang w:val="en-UG"/>
+                      <w14:ligatures w14:val="none"/>
+                    </w:rPr>
+                  </w:pPr>
+                  <w:r>
+                    <w:rPr>
+                      <w:rFonts w:ascii="Aptos" w:eastAsia="Times New Roman" w:hAnsi="Aptos" w:cs="Calibri"/>
+                      <w:b/>
+                      <w:bCs/>
                       <w:color w:val="000000"/>
                       <w:kern w:val="0"/>
                       <w:sz w:val="20"/>
@@ -4909,7 +4867,7 @@
                       <w:lang w:val="en-UG"/>
                       <w14:ligatures w14:val="none"/>
                     </w:rPr>
-                    <w:t>3</w:t>
+                    <w:t>2</w:t>
                   </w:r>
                 </w:p>
               </w:tc>
@@ -4992,6 +4950,30 @@
                       <w14:ligatures w14:val="none"/>
                     </w:rPr>
                     <w:t>All functional, positioned around compound</w:t>
+                  </w:r>
+                  <w:r>
+                    <w:rPr>
+                      <w:rFonts w:ascii="Aptos" w:eastAsia="Times New Roman" w:hAnsi="Aptos" w:cs="Calibri"/>
+                      <w:color w:val="000000"/>
+                      <w:kern w:val="0"/>
+                      <w:sz w:val="20"/>
+                      <w:szCs w:val="20"/>
+                      <w:lang w:val="en-UG"/>
+                      <w14:ligatures w14:val="none"/>
+                    </w:rPr>
+                    <w:t xml:space="preserve"> corners</w:t>
+                  </w:r>
+                  <w:r>
+                    <w:rPr>
+                      <w:rFonts w:ascii="Aptos" w:eastAsia="Times New Roman" w:hAnsi="Aptos" w:cs="Calibri"/>
+                      <w:color w:val="000000"/>
+                      <w:kern w:val="0"/>
+                      <w:sz w:val="20"/>
+                      <w:szCs w:val="20"/>
+                      <w:lang w:val="en-UG"/>
+                      <w14:ligatures w14:val="none"/>
+                    </w:rPr>
+                    <w:t xml:space="preserve"> small gate</w:t>
                   </w:r>
                 </w:p>
               </w:tc>
@@ -5750,7 +5732,7 @@
                       <w:lang w:val="en-UG"/>
                       <w14:ligatures w14:val="none"/>
                     </w:rPr>
-                    <w:t>Approx. 400 sqm, level ground</w:t>
+                    <w:t>intact</w:t>
                   </w:r>
                 </w:p>
               </w:tc>
@@ -6384,6 +6366,18 @@
                       <w14:ligatures w14:val="none"/>
                     </w:rPr>
                   </w:pPr>
+                  <w:r>
+                    <w:rPr>
+                      <w:rFonts w:ascii="Aptos" w:eastAsia="Times New Roman" w:hAnsi="Aptos" w:cs="Calibri"/>
+                      <w:color w:val="000000"/>
+                      <w:kern w:val="0"/>
+                      <w:sz w:val="20"/>
+                      <w:szCs w:val="20"/>
+                      <w:lang w:val="en-UG"/>
+                      <w14:ligatures w14:val="none"/>
+                    </w:rPr>
+                    <w:t>Wall fence</w:t>
+                  </w:r>
                 </w:p>
               </w:tc>
               <w:tc>
@@ -6413,6 +6407,18 @@
                       <w14:ligatures w14:val="none"/>
                     </w:rPr>
                   </w:pPr>
+                  <w:r>
+                    <w:rPr>
+                      <w:rFonts w:ascii="Aptos" w:eastAsia="Times New Roman" w:hAnsi="Aptos" w:cs="Calibri"/>
+                      <w:color w:val="000000"/>
+                      <w:kern w:val="0"/>
+                      <w:sz w:val="20"/>
+                      <w:szCs w:val="20"/>
+                      <w:lang w:val="en-UG"/>
+                      <w14:ligatures w14:val="none"/>
+                    </w:rPr>
+                    <w:t>1</w:t>
+                  </w:r>
                 </w:p>
               </w:tc>
               <w:tc>
@@ -6441,6 +6447,18 @@
                       <w14:ligatures w14:val="none"/>
                     </w:rPr>
                   </w:pPr>
+                  <w:r>
+                    <w:rPr>
+                      <w:rFonts w:ascii="Aptos" w:eastAsia="Times New Roman" w:hAnsi="Aptos" w:cs="Calibri"/>
+                      <w:color w:val="000000"/>
+                      <w:kern w:val="0"/>
+                      <w:sz w:val="20"/>
+                      <w:szCs w:val="20"/>
+                      <w:lang w:val="en-UG"/>
+                      <w14:ligatures w14:val="none"/>
+                    </w:rPr>
+                    <w:t>Good</w:t>
+                  </w:r>
                 </w:p>
               </w:tc>
               <w:tc>
@@ -6469,6 +6487,18 @@
                       <w14:ligatures w14:val="none"/>
                     </w:rPr>
                   </w:pPr>
+                  <w:r>
+                    <w:rPr>
+                      <w:rFonts w:ascii="Aptos" w:eastAsia="Times New Roman" w:hAnsi="Aptos" w:cs="Calibri"/>
+                      <w:color w:val="000000"/>
+                      <w:kern w:val="0"/>
+                      <w:sz w:val="20"/>
+                      <w:szCs w:val="20"/>
+                      <w:lang w:val="en-UG"/>
+                      <w14:ligatures w14:val="none"/>
+                    </w:rPr>
+                    <w:t>intact</w:t>
+                  </w:r>
                 </w:p>
               </w:tc>
             </w:tr>
@@ -7420,7 +7450,7 @@
                       <w:lang w:val="en-UG"/>
                       <w14:ligatures w14:val="none"/>
                     </w:rPr>
-                    <w:t>8</w:t>
+                    <w:t>2</w:t>
                   </w:r>
                 </w:p>
               </w:tc>
@@ -7502,7 +7532,43 @@
                       <w:lang w:val="en-UG"/>
                       <w14:ligatures w14:val="none"/>
                     </w:rPr>
-                    <w:t>6 working, 2 bulbs burnt out</w:t>
+                    <w:t xml:space="preserve">working, </w:t>
+                  </w:r>
+                  <w:r>
+                    <w:rPr>
+                      <w:rFonts w:ascii="Aptos" w:eastAsia="Times New Roman" w:hAnsi="Aptos" w:cs="Calibri"/>
+                      <w:color w:val="000000"/>
+                      <w:kern w:val="0"/>
+                      <w:sz w:val="20"/>
+                      <w:szCs w:val="20"/>
+                      <w:lang w:val="en-UG"/>
+                      <w14:ligatures w14:val="none"/>
+                    </w:rPr>
+                    <w:t>3 small</w:t>
+                  </w:r>
+                  <w:r>
+                    <w:rPr>
+                      <w:rFonts w:ascii="Aptos" w:eastAsia="Times New Roman" w:hAnsi="Aptos" w:cs="Calibri"/>
+                      <w:color w:val="000000"/>
+                      <w:kern w:val="0"/>
+                      <w:sz w:val="20"/>
+                      <w:szCs w:val="20"/>
+                      <w:lang w:val="en-UG"/>
+                      <w14:ligatures w14:val="none"/>
+                    </w:rPr>
+                    <w:t xml:space="preserve"> bulbs </w:t>
+                  </w:r>
+                  <w:r>
+                    <w:rPr>
+                      <w:rFonts w:ascii="Aptos" w:eastAsia="Times New Roman" w:hAnsi="Aptos" w:cs="Calibri"/>
+                      <w:color w:val="000000"/>
+                      <w:kern w:val="0"/>
+                      <w:sz w:val="20"/>
+                      <w:szCs w:val="20"/>
+                      <w:lang w:val="en-UG"/>
+                      <w14:ligatures w14:val="none"/>
+                    </w:rPr>
+                    <w:t>isnt working</w:t>
                   </w:r>
                 </w:p>
               </w:tc>
@@ -7549,7 +7615,6 @@
                       <w:lang w:val="en-UG"/>
                       <w14:ligatures w14:val="none"/>
                     </w:rPr>
-                    <w:lastRenderedPageBreak/>
                     <w:t>3.4</w:t>
                   </w:r>
                 </w:p>
@@ -7803,6 +7868,7 @@
                       <w:lang w:val="en-UG"/>
                       <w14:ligatures w14:val="none"/>
                     </w:rPr>
+                    <w:lastRenderedPageBreak/>
                     <w:t>3.5</w:t>
                   </w:r>
                 </w:p>
@@ -8263,7 +8329,31 @@
                       <w:lang w:val="en-UG"/>
                       <w14:ligatures w14:val="none"/>
                     </w:rPr>
-                    <w:t>All tested and working</w:t>
+                    <w:t>majority</w:t>
+                  </w:r>
+                  <w:r>
+                    <w:rPr>
+                      <w:rFonts w:ascii="Aptos" w:eastAsia="Times New Roman" w:hAnsi="Aptos" w:cs="Calibri"/>
+                      <w:color w:val="000000"/>
+                      <w:kern w:val="0"/>
+                      <w:sz w:val="20"/>
+                      <w:szCs w:val="20"/>
+                      <w:lang w:val="en-UG"/>
+                      <w14:ligatures w14:val="none"/>
+                    </w:rPr>
+                    <w:t xml:space="preserve"> tested and working</w:t>
+                  </w:r>
+                  <w:r>
+                    <w:rPr>
+                      <w:rFonts w:ascii="Aptos" w:eastAsia="Times New Roman" w:hAnsi="Aptos" w:cs="Calibri"/>
+                      <w:color w:val="000000"/>
+                      <w:kern w:val="0"/>
+                      <w:sz w:val="20"/>
+                      <w:szCs w:val="20"/>
+                      <w:lang w:val="en-UG"/>
+                      <w14:ligatures w14:val="none"/>
+                    </w:rPr>
+                    <w:t>, few not working</w:t>
                   </w:r>
                 </w:p>
               </w:tc>
@@ -8727,7 +8817,7 @@
                       <w:lang w:val="en-UG"/>
                       <w14:ligatures w14:val="none"/>
                     </w:rPr>
-                    <w:t>Fair</w:t>
+                    <w:t>Good</w:t>
                   </w:r>
                 </w:p>
               </w:tc>
@@ -8768,7 +8858,7 @@
                       <w:lang w:val="en-UG"/>
                       <w14:ligatures w14:val="none"/>
                     </w:rPr>
-                    <w:t>Visible wiring appears old but functional</w:t>
+                    <w:t>Wiring Intact</w:t>
                   </w:r>
                 </w:p>
               </w:tc>
@@ -9470,7 +9560,7 @@
                       <w:lang w:val="en-UG"/>
                       <w14:ligatures w14:val="none"/>
                     </w:rPr>
-                    <w:t>5</w:t>
+                    <w:t>N/A</w:t>
                   </w:r>
                 </w:p>
               </w:tc>
@@ -9552,33 +9642,55 @@
                       <w:lang w:val="en-UG"/>
                       <w14:ligatures w14:val="none"/>
                     </w:rPr>
-                    <w:t xml:space="preserve">4 working properly, 1 </w:t>
-                  </w:r>
-                  <w:proofErr w:type="gramStart"/>
-                  <w:r>
-                    <w:rPr>
-                      <w:rFonts w:ascii="Aptos" w:eastAsia="Times New Roman" w:hAnsi="Aptos" w:cs="Calibri"/>
-                      <w:color w:val="000000"/>
-                      <w:kern w:val="0"/>
-                      <w:sz w:val="20"/>
-                      <w:szCs w:val="20"/>
-                      <w:lang w:val="en-UG"/>
-                      <w14:ligatures w14:val="none"/>
-                    </w:rPr>
-                    <w:t>drips</w:t>
-                  </w:r>
-                  <w:proofErr w:type="gramEnd"/>
-                  <w:r>
-                    <w:rPr>
-                      <w:rFonts w:ascii="Aptos" w:eastAsia="Times New Roman" w:hAnsi="Aptos" w:cs="Calibri"/>
-                      <w:color w:val="000000"/>
-                      <w:kern w:val="0"/>
-                      <w:sz w:val="20"/>
-                      <w:szCs w:val="20"/>
-                      <w:lang w:val="en-UG"/>
-                      <w14:ligatures w14:val="none"/>
-                    </w:rPr>
-                    <w:t xml:space="preserve"> slightly (kitchen)</w:t>
+                    <w:t>Mojority</w:t>
+                  </w:r>
+                  <w:r>
+                    <w:rPr>
+                      <w:rFonts w:ascii="Aptos" w:eastAsia="Times New Roman" w:hAnsi="Aptos" w:cs="Calibri"/>
+                      <w:color w:val="000000"/>
+                      <w:kern w:val="0"/>
+                      <w:sz w:val="20"/>
+                      <w:szCs w:val="20"/>
+                      <w:lang w:val="en-UG"/>
+                      <w14:ligatures w14:val="none"/>
+                    </w:rPr>
+                    <w:t xml:space="preserve"> working properly, </w:t>
+                  </w:r>
+                  <w:r>
+                    <w:rPr>
+                      <w:rFonts w:ascii="Aptos" w:eastAsia="Times New Roman" w:hAnsi="Aptos" w:cs="Calibri"/>
+                      <w:color w:val="000000"/>
+                      <w:kern w:val="0"/>
+                      <w:sz w:val="20"/>
+                      <w:szCs w:val="20"/>
+                      <w:lang w:val="en-UG"/>
+                      <w14:ligatures w14:val="none"/>
+                    </w:rPr>
+                    <w:t xml:space="preserve">2 </w:t>
+                  </w:r>
+                  <w:r>
+                    <w:rPr>
+                      <w:rFonts w:ascii="Aptos" w:eastAsia="Times New Roman" w:hAnsi="Aptos" w:cs="Calibri"/>
+                      <w:color w:val="000000"/>
+                      <w:kern w:val="0"/>
+                      <w:sz w:val="20"/>
+                      <w:szCs w:val="20"/>
+                      <w:lang w:val="en-UG"/>
+                      <w14:ligatures w14:val="none"/>
+                    </w:rPr>
+                    <w:t>don’t</w:t>
+                  </w:r>
+                  <w:r>
+                    <w:rPr>
+                      <w:rFonts w:ascii="Aptos" w:eastAsia="Times New Roman" w:hAnsi="Aptos" w:cs="Calibri"/>
+                      <w:color w:val="000000"/>
+                      <w:kern w:val="0"/>
+                      <w:sz w:val="20"/>
+                      <w:szCs w:val="20"/>
+                      <w:lang w:val="en-UG"/>
+                      <w14:ligatures w14:val="none"/>
+                    </w:rPr>
+                    <w:t xml:space="preserve"> drip (kitchen)</w:t>
                   </w:r>
                 </w:p>
               </w:tc>
@@ -10084,33 +10196,7 @@
                       <w:lang w:val="en-UG"/>
                       <w14:ligatures w14:val="none"/>
                     </w:rPr>
-                    <w:t xml:space="preserve">Kitchen and bathroom </w:t>
-                  </w:r>
-                  <w:proofErr w:type="gramStart"/>
-                  <w:r>
-                    <w:rPr>
-                      <w:rFonts w:ascii="Aptos" w:eastAsia="Times New Roman" w:hAnsi="Aptos" w:cs="Calibri"/>
-                      <w:color w:val="000000"/>
-                      <w:kern w:val="0"/>
-                      <w:sz w:val="20"/>
-                      <w:szCs w:val="20"/>
-                      <w:lang w:val="en-UG"/>
-                      <w14:ligatures w14:val="none"/>
-                    </w:rPr>
-                    <w:t>sinks</w:t>
-                  </w:r>
-                  <w:proofErr w:type="gramEnd"/>
-                  <w:r>
-                    <w:rPr>
-                      <w:rFonts w:ascii="Aptos" w:eastAsia="Times New Roman" w:hAnsi="Aptos" w:cs="Calibri"/>
-                      <w:color w:val="000000"/>
-                      <w:kern w:val="0"/>
-                      <w:sz w:val="20"/>
-                      <w:szCs w:val="20"/>
-                      <w:lang w:val="en-UG"/>
-                      <w14:ligatures w14:val="none"/>
-                    </w:rPr>
-                    <w:t xml:space="preserve"> intact</w:t>
+                    <w:t>Kitchen and bathroom sinks intact</w:t>
                   </w:r>
                 </w:p>
               </w:tc>
@@ -11104,6 +11190,18 @@
                     </w:rPr>
                     <w:t> </w:t>
                   </w:r>
+                  <w:r>
+                    <w:rPr>
+                      <w:rFonts w:ascii="Aptos" w:eastAsia="Times New Roman" w:hAnsi="Aptos" w:cs="Calibri"/>
+                      <w:color w:val="000000"/>
+                      <w:kern w:val="0"/>
+                      <w:sz w:val="20"/>
+                      <w:szCs w:val="20"/>
+                      <w:lang w:val="en-UG"/>
+                      <w14:ligatures w14:val="none"/>
+                    </w:rPr>
+                    <w:t>Fair</w:t>
+                  </w:r>
                 </w:p>
               </w:tc>
               <w:tc>
@@ -11143,7 +11241,19 @@
                       <w:lang w:val="en-UG"/>
                       <w14:ligatures w14:val="none"/>
                     </w:rPr>
-                    <w:t>If any present</w:t>
+                    <w:t>Fair enough but functional</w:t>
+                  </w:r>
+                  <w:r>
+                    <w:rPr>
+                      <w:rFonts w:ascii="Aptos" w:eastAsia="Times New Roman" w:hAnsi="Aptos" w:cs="Calibri"/>
+                      <w:color w:val="000000"/>
+                      <w:kern w:val="0"/>
+                      <w:sz w:val="20"/>
+                      <w:szCs w:val="20"/>
+                      <w:lang w:val="en-UG"/>
+                      <w14:ligatures w14:val="none"/>
+                    </w:rPr>
+                    <w:t>,1 needs repair</w:t>
                   </w:r>
                 </w:p>
               </w:tc>
@@ -11314,6 +11424,18 @@
                     </w:rPr>
                     <w:t> </w:t>
                   </w:r>
+                  <w:r>
+                    <w:rPr>
+                      <w:rFonts w:ascii="Aptos" w:eastAsia="Times New Roman" w:hAnsi="Aptos" w:cs="Calibri"/>
+                      <w:color w:val="000000"/>
+                      <w:kern w:val="0"/>
+                      <w:sz w:val="20"/>
+                      <w:szCs w:val="20"/>
+                      <w:lang w:val="en-UG"/>
+                      <w14:ligatures w14:val="none"/>
+                    </w:rPr>
+                    <w:t>1</w:t>
+                  </w:r>
                 </w:p>
               </w:tc>
               <w:tc>
@@ -11352,7 +11474,7 @@
                       <w:lang w:val="en-UG"/>
                       <w14:ligatures w14:val="none"/>
                     </w:rPr>
-                    <w:t> </w:t>
+                    <w:t>Good</w:t>
                   </w:r>
                 </w:p>
               </w:tc>
@@ -11393,7 +11515,7 @@
                       <w:lang w:val="en-UG"/>
                       <w14:ligatures w14:val="none"/>
                     </w:rPr>
-                    <w:t>If any present</w:t>
+                    <w:t>intact</w:t>
                   </w:r>
                 </w:p>
               </w:tc>
@@ -11564,6 +11686,18 @@
                     </w:rPr>
                     <w:t> </w:t>
                   </w:r>
+                  <w:r>
+                    <w:rPr>
+                      <w:rFonts w:ascii="Aptos" w:eastAsia="Times New Roman" w:hAnsi="Aptos" w:cs="Calibri"/>
+                      <w:color w:val="000000"/>
+                      <w:kern w:val="0"/>
+                      <w:sz w:val="20"/>
+                      <w:szCs w:val="20"/>
+                      <w:lang w:val="en-UG"/>
+                      <w14:ligatures w14:val="none"/>
+                    </w:rPr>
+                    <w:t>N/A</w:t>
+                  </w:r>
                 </w:p>
               </w:tc>
               <w:tc>
@@ -11643,7 +11777,7 @@
                       <w:lang w:val="en-UG"/>
                       <w14:ligatures w14:val="none"/>
                     </w:rPr>
-                    <w:t>Number and locations</w:t>
+                    <w:t>N/A</w:t>
                   </w:r>
                 </w:p>
               </w:tc>
@@ -11814,6 +11948,18 @@
                     </w:rPr>
                     <w:t> </w:t>
                   </w:r>
+                  <w:r>
+                    <w:rPr>
+                      <w:rFonts w:ascii="Aptos" w:eastAsia="Times New Roman" w:hAnsi="Aptos" w:cs="Calibri"/>
+                      <w:color w:val="000000"/>
+                      <w:kern w:val="0"/>
+                      <w:sz w:val="20"/>
+                      <w:szCs w:val="20"/>
+                      <w:lang w:val="en-UG"/>
+                      <w14:ligatures w14:val="none"/>
+                    </w:rPr>
+                    <w:t>N/A</w:t>
+                  </w:r>
                 </w:p>
               </w:tc>
               <w:tc>
@@ -11893,7 +12039,7 @@
                       <w:lang w:val="en-UG"/>
                       <w14:ligatures w14:val="none"/>
                     </w:rPr>
-                    <w:t>Number</w:t>
+                    <w:t>N/A</w:t>
                   </w:r>
                 </w:p>
               </w:tc>
@@ -12393,7 +12539,31 @@
                       <w:lang w:val="en-UG"/>
                       <w14:ligatures w14:val="none"/>
                     </w:rPr>
-                    <w:t>Number and which doors</w:t>
+                    <w:t xml:space="preserve">Some doors have 1 key </w:t>
+                  </w:r>
+                  <w:r>
+                    <w:rPr>
+                      <w:rFonts w:ascii="Aptos" w:eastAsia="Times New Roman" w:hAnsi="Aptos" w:cs="Calibri"/>
+                      <w:color w:val="000000"/>
+                      <w:kern w:val="0"/>
+                      <w:sz w:val="20"/>
+                      <w:szCs w:val="20"/>
+                      <w:lang w:val="en-UG"/>
+                      <w14:ligatures w14:val="none"/>
+                    </w:rPr>
+                    <w:t>other</w:t>
+                  </w:r>
+                  <w:r>
+                    <w:rPr>
+                      <w:rFonts w:ascii="Aptos" w:eastAsia="Times New Roman" w:hAnsi="Aptos" w:cs="Calibri"/>
+                      <w:color w:val="000000"/>
+                      <w:kern w:val="0"/>
+                      <w:sz w:val="20"/>
+                      <w:szCs w:val="20"/>
+                      <w:lang w:val="en-UG"/>
+                      <w14:ligatures w14:val="none"/>
+                    </w:rPr>
+                    <w:t xml:space="preserve"> have all keys</w:t>
                   </w:r>
                 </w:p>
               </w:tc>
@@ -12880,7 +13050,7 @@
                       <w:lang w:val="en-UG"/>
                       <w14:ligatures w14:val="none"/>
                     </w:rPr>
-                    <w:t> </w:t>
+                    <w:t>Good</w:t>
                   </w:r>
                 </w:p>
               </w:tc>
@@ -12921,7 +13091,19 @@
                       <w:lang w:val="en-UG"/>
                       <w14:ligatures w14:val="none"/>
                     </w:rPr>
-                    <w:t>Cement/Tiles/Other</w:t>
+                    <w:t>Cement/Tiles</w:t>
+                  </w:r>
+                  <w:r>
+                    <w:rPr>
+                      <w:rFonts w:ascii="Aptos" w:eastAsia="Times New Roman" w:hAnsi="Aptos" w:cs="Calibri"/>
+                      <w:color w:val="000000"/>
+                      <w:kern w:val="0"/>
+                      <w:sz w:val="20"/>
+                      <w:szCs w:val="20"/>
+                      <w:lang w:val="en-UG"/>
+                      <w14:ligatures w14:val="none"/>
+                    </w:rPr>
+                    <w:t xml:space="preserve"> intact</w:t>
                   </w:r>
                 </w:p>
               </w:tc>
@@ -13130,7 +13312,7 @@
                       <w:lang w:val="en-UG"/>
                       <w14:ligatures w14:val="none"/>
                     </w:rPr>
-                    <w:t> </w:t>
+                    <w:t>Good</w:t>
                   </w:r>
                 </w:p>
               </w:tc>
@@ -13171,7 +13353,19 @@
                       <w:lang w:val="en-UG"/>
                       <w14:ligatures w14:val="none"/>
                     </w:rPr>
-                    <w:t>Good/Fair/Poor</w:t>
+                    <w:t>Good</w:t>
+                  </w:r>
+                  <w:r>
+                    <w:rPr>
+                      <w:rFonts w:ascii="Aptos" w:eastAsia="Times New Roman" w:hAnsi="Aptos" w:cs="Calibri"/>
+                      <w:color w:val="000000"/>
+                      <w:kern w:val="0"/>
+                      <w:sz w:val="20"/>
+                      <w:szCs w:val="20"/>
+                      <w:lang w:val="en-UG"/>
+                      <w14:ligatures w14:val="none"/>
+                    </w:rPr>
+                    <w:t xml:space="preserve"> and intact</w:t>
                   </w:r>
                 </w:p>
               </w:tc>
@@ -13382,6 +13576,18 @@
                     </w:rPr>
                     <w:t> </w:t>
                   </w:r>
+                  <w:r>
+                    <w:rPr>
+                      <w:rFonts w:ascii="Aptos" w:eastAsia="Times New Roman" w:hAnsi="Aptos" w:cs="Calibri"/>
+                      <w:color w:val="000000"/>
+                      <w:kern w:val="0"/>
+                      <w:sz w:val="20"/>
+                      <w:szCs w:val="20"/>
+                      <w:lang w:val="en-UG"/>
+                      <w14:ligatures w14:val="none"/>
+                    </w:rPr>
+                    <w:t>Good</w:t>
+                  </w:r>
                 </w:p>
               </w:tc>
               <w:tc>
@@ -13421,7 +13627,19 @@
                       <w:lang w:val="en-UG"/>
                       <w14:ligatures w14:val="none"/>
                     </w:rPr>
-                    <w:t>Cement/Tiles/Other</w:t>
+                    <w:t>Tiles</w:t>
+                  </w:r>
+                  <w:r>
+                    <w:rPr>
+                      <w:rFonts w:ascii="Aptos" w:eastAsia="Times New Roman" w:hAnsi="Aptos" w:cs="Calibri"/>
+                      <w:color w:val="000000"/>
+                      <w:kern w:val="0"/>
+                      <w:sz w:val="20"/>
+                      <w:szCs w:val="20"/>
+                      <w:lang w:val="en-UG"/>
+                      <w14:ligatures w14:val="none"/>
+                    </w:rPr>
+                    <w:t xml:space="preserve"> intact</w:t>
                   </w:r>
                 </w:p>
               </w:tc>
@@ -13632,6 +13850,18 @@
                     </w:rPr>
                     <w:t> </w:t>
                   </w:r>
+                  <w:r>
+                    <w:rPr>
+                      <w:rFonts w:ascii="Aptos" w:eastAsia="Times New Roman" w:hAnsi="Aptos" w:cs="Calibri"/>
+                      <w:color w:val="000000"/>
+                      <w:kern w:val="0"/>
+                      <w:sz w:val="20"/>
+                      <w:szCs w:val="20"/>
+                      <w:lang w:val="en-UG"/>
+                      <w14:ligatures w14:val="none"/>
+                    </w:rPr>
+                    <w:t>Fair</w:t>
+                  </w:r>
                 </w:p>
               </w:tc>
               <w:tc>
@@ -13671,7 +13901,19 @@
                       <w:lang w:val="en-UG"/>
                       <w14:ligatures w14:val="none"/>
                     </w:rPr>
-                    <w:t>Good/Fair/Poor</w:t>
+                    <w:t>Fair</w:t>
+                  </w:r>
+                  <w:r>
+                    <w:rPr>
+                      <w:rFonts w:ascii="Aptos" w:eastAsia="Times New Roman" w:hAnsi="Aptos" w:cs="Calibri"/>
+                      <w:color w:val="000000"/>
+                      <w:kern w:val="0"/>
+                      <w:sz w:val="20"/>
+                      <w:szCs w:val="20"/>
+                      <w:lang w:val="en-UG"/>
+                      <w14:ligatures w14:val="none"/>
+                    </w:rPr>
+                    <w:t>, the tiles in 2 rooms looks they are used but still functional</w:t>
                   </w:r>
                 </w:p>
               </w:tc>
@@ -13882,6 +14124,18 @@
                     </w:rPr>
                     <w:t> </w:t>
                   </w:r>
+                  <w:r>
+                    <w:rPr>
+                      <w:rFonts w:ascii="Aptos" w:eastAsia="Times New Roman" w:hAnsi="Aptos" w:cs="Calibri"/>
+                      <w:color w:val="000000"/>
+                      <w:kern w:val="0"/>
+                      <w:sz w:val="20"/>
+                      <w:szCs w:val="20"/>
+                      <w:lang w:val="en-UG"/>
+                      <w14:ligatures w14:val="none"/>
+                    </w:rPr>
+                    <w:t>Good</w:t>
+                  </w:r>
                 </w:p>
               </w:tc>
               <w:tc>
@@ -13921,7 +14175,19 @@
                       <w:lang w:val="en-UG"/>
                       <w14:ligatures w14:val="none"/>
                     </w:rPr>
-                    <w:t>Painted/Cracks/Damp</w:t>
+                    <w:t>Painted</w:t>
+                  </w:r>
+                  <w:r>
+                    <w:rPr>
+                      <w:rFonts w:ascii="Aptos" w:eastAsia="Times New Roman" w:hAnsi="Aptos" w:cs="Calibri"/>
+                      <w:color w:val="000000"/>
+                      <w:kern w:val="0"/>
+                      <w:sz w:val="20"/>
+                      <w:szCs w:val="20"/>
+                      <w:lang w:val="en-UG"/>
+                      <w14:ligatures w14:val="none"/>
+                    </w:rPr>
+                    <w:t xml:space="preserve"> and intact</w:t>
                   </w:r>
                 </w:p>
               </w:tc>
@@ -14132,6 +14398,18 @@
                     </w:rPr>
                     <w:t> </w:t>
                   </w:r>
+                  <w:r>
+                    <w:rPr>
+                      <w:rFonts w:ascii="Aptos" w:eastAsia="Times New Roman" w:hAnsi="Aptos" w:cs="Calibri"/>
+                      <w:color w:val="000000"/>
+                      <w:kern w:val="0"/>
+                      <w:sz w:val="20"/>
+                      <w:szCs w:val="20"/>
+                      <w:lang w:val="en-UG"/>
+                      <w14:ligatures w14:val="none"/>
+                    </w:rPr>
+                    <w:t>Good</w:t>
+                  </w:r>
                 </w:p>
               </w:tc>
               <w:tc>
@@ -14171,7 +14449,7 @@
                       <w:lang w:val="en-UG"/>
                       <w14:ligatures w14:val="none"/>
                     </w:rPr>
-                    <w:t>Good/Fair/Poor</w:t>
+                    <w:t>intact</w:t>
                   </w:r>
                 </w:p>
               </w:tc>
@@ -14382,6 +14660,18 @@
                     </w:rPr>
                     <w:t> </w:t>
                   </w:r>
+                  <w:r>
+                    <w:rPr>
+                      <w:rFonts w:ascii="Aptos" w:eastAsia="Times New Roman" w:hAnsi="Aptos" w:cs="Calibri"/>
+                      <w:color w:val="000000"/>
+                      <w:kern w:val="0"/>
+                      <w:sz w:val="20"/>
+                      <w:szCs w:val="20"/>
+                      <w:lang w:val="en-UG"/>
+                      <w14:ligatures w14:val="none"/>
+                    </w:rPr>
+                    <w:t>Good</w:t>
+                  </w:r>
                 </w:p>
               </w:tc>
               <w:tc>
@@ -14421,7 +14711,7 @@
                       <w:lang w:val="en-UG"/>
                       <w14:ligatures w14:val="none"/>
                     </w:rPr>
-                    <w:t>Good/Fair/Leaks</w:t>
+                    <w:t>intact</w:t>
                   </w:r>
                 </w:p>
               </w:tc>
